--- a/LupaDigital_hugoverissimo.docx
+++ b/LupaDigital_hugoverissimo.docx
@@ -2240,7 +2240,23 @@
           <w:color w:val="auto"/>
           <w:lang w:val="pt-PT"/>
         </w:rPr>
-        <w:t xml:space="preserve"> envolveu a criação de website que funciona como um motor de busca para qualquer tópico </w:t>
+        <w:t xml:space="preserve"> envolveu a criação de </w:t>
+      </w:r>
+      <w:r>
+        <w:rPr>
+          <w:iCs/>
+          <w:color w:val="auto"/>
+          <w:lang w:val="pt-PT"/>
+        </w:rPr>
+        <w:t xml:space="preserve">um </w:t>
+      </w:r>
+      <w:r>
+        <w:rPr>
+          <w:iCs/>
+          <w:color w:val="auto"/>
+          <w:lang w:val="pt-PT"/>
+        </w:rPr>
+        <w:t xml:space="preserve">website que funciona como motor de busca para qualquer tópico </w:t>
       </w:r>
       <w:r>
         <w:rPr>
@@ -3264,7 +3280,23 @@
           <w:color w:val="auto"/>
           <w:lang w:val="pt-PT"/>
         </w:rPr>
-        <w:t xml:space="preserve"> várias áreas do saber (economia, história, política, ...)</w:t>
+        <w:t xml:space="preserve"> várias áreas do saber (economia, história, política, </w:t>
+      </w:r>
+      <w:r>
+        <w:rPr>
+          <w:iCs/>
+          <w:color w:val="auto"/>
+          <w:lang w:val="pt-PT"/>
+        </w:rPr>
+        <w:t>etc.</w:t>
+      </w:r>
+      <w:r>
+        <w:rPr>
+          <w:iCs/>
+          <w:color w:val="auto"/>
+          <w:lang w:val="pt-PT"/>
+        </w:rPr>
+        <w:t>)</w:t>
       </w:r>
       <w:r>
         <w:rPr>
@@ -3738,7 +3770,23 @@
           <w:color w:val="auto"/>
           <w:lang w:val="pt-PT"/>
         </w:rPr>
-        <w:t xml:space="preserve">, o Arquivo.pt foi utilizado de modo a permitir a extração do conteúdo associado ao URL, de forma a criar o conjunto de dados que serve de input à aplicação </w:t>
+        <w:t xml:space="preserve">, o Arquivo.pt foi utilizado de modo a permitir a extração do conteúdo associado ao URL, de forma a criar o conjunto de dados que serve de </w:t>
+      </w:r>
+      <w:r>
+        <w:rPr>
+          <w:i/>
+          <w:color w:val="auto"/>
+          <w:lang w:val="pt-PT"/>
+        </w:rPr>
+        <w:t>input</w:t>
+      </w:r>
+      <w:r>
+        <w:rPr>
+          <w:iCs/>
+          <w:color w:val="auto"/>
+          <w:lang w:val="pt-PT"/>
+        </w:rPr>
+        <w:t xml:space="preserve"> à aplicação </w:t>
       </w:r>
       <w:r>
         <w:rPr>
@@ -4093,15 +4141,7 @@
           <w:color w:val="auto"/>
           <w:lang w:val="pt-PT"/>
         </w:rPr>
-        <w:t>integrada</w:t>
-      </w:r>
-      <w:r>
-        <w:rPr>
-          <w:iCs/>
-          <w:color w:val="auto"/>
-          <w:lang w:val="pt-PT"/>
-        </w:rPr>
-        <w:t xml:space="preserve"> no M</w:t>
+        <w:t>integrada no M</w:t>
       </w:r>
       <w:r>
         <w:rPr>
@@ -5957,6 +5997,7 @@
   <w:style w:type="character" w:default="1" w:styleId="DefaultParagraphFont">
     <w:name w:val="Default Paragraph Font"/>
     <w:uiPriority w:val="1"/>
+    <w:semiHidden/>
     <w:unhideWhenUsed/>
   </w:style>
   <w:style w:type="table" w:default="1" w:styleId="TableNormal">

--- a/LupaDigital_hugoverissimo.docx
+++ b/LupaDigital_hugoverissimo.docx
@@ -911,7 +911,23 @@
           <w:color w:val="auto"/>
           <w:lang w:val="pt-PT"/>
         </w:rPr>
-        <w:t xml:space="preserve">, após a pesquisa por parte do utilizador de um tópico do seu interesse, gera várias visualizações interativas sobre as aparições do mesmo </w:t>
+        <w:t xml:space="preserve">, após a pesquisa por parte do utilizador de um tópico do seu interesse, gera várias visualizações interativas sobre as </w:t>
+      </w:r>
+      <w:r>
+        <w:rPr>
+          <w:iCs/>
+          <w:color w:val="auto"/>
+          <w:lang w:val="pt-PT"/>
+        </w:rPr>
+        <w:t>ocorrências</w:t>
+      </w:r>
+      <w:r>
+        <w:rPr>
+          <w:iCs/>
+          <w:color w:val="auto"/>
+          <w:lang w:val="pt-PT"/>
+        </w:rPr>
+        <w:t xml:space="preserve"> do mesmo </w:t>
       </w:r>
       <w:r>
         <w:rPr>

--- a/LupaDigital_hugoverissimo.docx
+++ b/LupaDigital_hugoverissimo.docx
@@ -340,56 +340,23 @@
         </w:rPr>
         <w:t xml:space="preserve">A </w:t>
       </w:r>
-      <w:r>
-        <w:rPr>
-          <w:iCs/>
-          <w:color w:val="auto"/>
-          <w:lang w:val="pt-PT"/>
-        </w:rPr>
-        <w:t xml:space="preserve">Lupa Digital </w:t>
-      </w:r>
-      <w:r>
-        <w:rPr>
-          <w:iCs/>
-          <w:color w:val="auto"/>
-          <w:highlight w:val="green"/>
-          <w:lang w:val="pt-PT"/>
-        </w:rPr>
-        <w:t>(link</w:t>
-      </w:r>
-      <w:r>
-        <w:rPr>
-          <w:iCs/>
-          <w:color w:val="auto"/>
-          <w:highlight w:val="green"/>
-          <w:lang w:val="pt-PT"/>
-        </w:rPr>
-        <w:t xml:space="preserve"> para o site</w:t>
-      </w:r>
-      <w:r>
-        <w:rPr>
-          <w:iCs/>
-          <w:color w:val="auto"/>
-          <w:highlight w:val="green"/>
-          <w:lang w:val="pt-PT"/>
-        </w:rPr>
-        <w:t>)</w:t>
-      </w:r>
-      <w:r>
-        <w:rPr>
-          <w:iCs/>
-          <w:color w:val="auto"/>
-          <w:lang w:val="pt-PT"/>
-        </w:rPr>
-        <w:t xml:space="preserve"> </w:t>
-      </w:r>
-      <w:r>
-        <w:rPr>
-          <w:iCs/>
-          <w:color w:val="auto"/>
-          <w:lang w:val="pt-PT"/>
-        </w:rPr>
-        <w:t>é um projeto desenvolvido no âmbito da competição Prémio Arquivo.pt 2025, focado em metajornalismo inteligente</w:t>
+      <w:hyperlink r:id="rId7" w:history="1">
+        <w:r>
+          <w:rPr>
+            <w:rStyle w:val="Hyperlink"/>
+            <w:iCs/>
+            <w:lang w:val="pt-PT"/>
+          </w:rPr>
+          <w:t>Lupa Digital</w:t>
+        </w:r>
+      </w:hyperlink>
+      <w:r>
+        <w:rPr>
+          <w:iCs/>
+          <w:color w:val="auto"/>
+          <w:lang w:val="pt-PT"/>
+        </w:rPr>
+        <w:t xml:space="preserve"> é um projeto desenvolvido no âmbito da competição Prémio Arquivo.pt 2025, focado em metajornalismo inteligente</w:t>
       </w:r>
       <w:r>
         <w:rPr>
@@ -698,7 +665,7 @@
                     <pic:cNvPicPr/>
                   </pic:nvPicPr>
                   <pic:blipFill>
-                    <a:blip r:embed="rId7" cstate="print">
+                    <a:blip r:embed="rId8" cstate="print">
                       <a:extLst>
                         <a:ext uri="{28A0092B-C50C-407E-A947-70E740481C1C}">
                           <a14:useLocalDpi xmlns:a14="http://schemas.microsoft.com/office/drawing/2010/main" val="0"/>
@@ -1104,53 +1071,6 @@
                     <pic:cNvPicPr/>
                   </pic:nvPicPr>
                   <pic:blipFill>
-                    <a:blip r:embed="rId8"/>
-                    <a:stretch>
-                      <a:fillRect/>
-                    </a:stretch>
-                  </pic:blipFill>
-                  <pic:spPr>
-                    <a:xfrm>
-                      <a:off x="0" y="0"/>
-                      <a:ext cx="2880000" cy="1800000"/>
-                    </a:xfrm>
-                    <a:prstGeom prst="rect">
-                      <a:avLst/>
-                    </a:prstGeom>
-                    <a:ln>
-                      <a:solidFill>
-                        <a:srgbClr val="0F12A1"/>
-                      </a:solidFill>
-                    </a:ln>
-                  </pic:spPr>
-                </pic:pic>
-              </a:graphicData>
-            </a:graphic>
-          </wp:inline>
-        </w:drawing>
-      </w:r>
-      <w:r>
-        <w:rPr>
-          <w:noProof/>
-          <w:color w:val="auto"/>
-          <w:lang w:val="pt-PT"/>
-        </w:rPr>
-        <w:drawing>
-          <wp:inline distT="0" distB="0" distL="0" distR="0" wp14:anchorId="66DD2393" wp14:editId="391B36EE">
-            <wp:extent cx="2880000" cy="1800000"/>
-            <wp:effectExtent l="12700" t="12700" r="15875" b="16510"/>
-            <wp:docPr id="2124331378" name="Picture 1" descr="A graph on a white background&#10;&#10;AI-generated content may be incorrect."/>
-            <wp:cNvGraphicFramePr>
-              <a:graphicFrameLocks xmlns:a="http://schemas.openxmlformats.org/drawingml/2006/main" noChangeAspect="1"/>
-            </wp:cNvGraphicFramePr>
-            <a:graphic xmlns:a="http://schemas.openxmlformats.org/drawingml/2006/main">
-              <a:graphicData uri="http://schemas.openxmlformats.org/drawingml/2006/picture">
-                <pic:pic xmlns:pic="http://schemas.openxmlformats.org/drawingml/2006/picture">
-                  <pic:nvPicPr>
-                    <pic:cNvPr id="2124331378" name="Picture 1" descr="A graph on a white background&#10;&#10;AI-generated content may be incorrect."/>
-                    <pic:cNvPicPr/>
-                  </pic:nvPicPr>
-                  <pic:blipFill>
                     <a:blip r:embed="rId9"/>
                     <a:stretch>
                       <a:fillRect/>
@@ -1178,6 +1098,53 @@
       </w:r>
       <w:r>
         <w:rPr>
+          <w:noProof/>
+          <w:color w:val="auto"/>
+          <w:lang w:val="pt-PT"/>
+        </w:rPr>
+        <w:drawing>
+          <wp:inline distT="0" distB="0" distL="0" distR="0" wp14:anchorId="66DD2393" wp14:editId="391B36EE">
+            <wp:extent cx="2880000" cy="1800000"/>
+            <wp:effectExtent l="12700" t="12700" r="15875" b="16510"/>
+            <wp:docPr id="2124331378" name="Picture 1" descr="A graph on a white background&#10;&#10;AI-generated content may be incorrect."/>
+            <wp:cNvGraphicFramePr>
+              <a:graphicFrameLocks xmlns:a="http://schemas.openxmlformats.org/drawingml/2006/main" noChangeAspect="1"/>
+            </wp:cNvGraphicFramePr>
+            <a:graphic xmlns:a="http://schemas.openxmlformats.org/drawingml/2006/main">
+              <a:graphicData uri="http://schemas.openxmlformats.org/drawingml/2006/picture">
+                <pic:pic xmlns:pic="http://schemas.openxmlformats.org/drawingml/2006/picture">
+                  <pic:nvPicPr>
+                    <pic:cNvPr id="2124331378" name="Picture 1" descr="A graph on a white background&#10;&#10;AI-generated content may be incorrect."/>
+                    <pic:cNvPicPr/>
+                  </pic:nvPicPr>
+                  <pic:blipFill>
+                    <a:blip r:embed="rId10"/>
+                    <a:stretch>
+                      <a:fillRect/>
+                    </a:stretch>
+                  </pic:blipFill>
+                  <pic:spPr>
+                    <a:xfrm>
+                      <a:off x="0" y="0"/>
+                      <a:ext cx="2880000" cy="1800000"/>
+                    </a:xfrm>
+                    <a:prstGeom prst="rect">
+                      <a:avLst/>
+                    </a:prstGeom>
+                    <a:ln>
+                      <a:solidFill>
+                        <a:srgbClr val="0F12A1"/>
+                      </a:solidFill>
+                    </a:ln>
+                  </pic:spPr>
+                </pic:pic>
+              </a:graphicData>
+            </a:graphic>
+          </wp:inline>
+        </w:drawing>
+      </w:r>
+      <w:r>
+        <w:rPr>
           <w:iCs/>
           <w:noProof/>
           <w:color w:val="auto"/>
@@ -1199,7 +1166,7 @@
                     <pic:cNvPicPr/>
                   </pic:nvPicPr>
                   <pic:blipFill>
-                    <a:blip r:embed="rId10" cstate="print">
+                    <a:blip r:embed="rId11" cstate="print">
                       <a:extLst>
                         <a:ext uri="{28A0092B-C50C-407E-A947-70E740481C1C}">
                           <a14:useLocalDpi xmlns:a14="http://schemas.microsoft.com/office/drawing/2010/main" val="0"/>
@@ -1253,7 +1220,7 @@
                     <pic:cNvPicPr/>
                   </pic:nvPicPr>
                   <pic:blipFill>
-                    <a:blip r:embed="rId11"/>
+                    <a:blip r:embed="rId12"/>
                     <a:stretch>
                       <a:fillRect/>
                     </a:stretch>
@@ -1934,7 +1901,7 @@
         </w:rPr>
         <w:t xml:space="preserve">(disponível em </w:t>
       </w:r>
-      <w:hyperlink r:id="rId12" w:history="1">
+      <w:hyperlink r:id="rId13" w:history="1">
         <w:r>
           <w:rPr>
             <w:rStyle w:val="Hyperlink"/>
@@ -2200,7 +2167,7 @@
       </w:r>
       <w:r>
         <w:rPr>
-          <w:iCs/>
+          <w:i/>
           <w:color w:val="auto"/>
           <w:lang w:val="pt-PT"/>
         </w:rPr>
@@ -2210,34 +2177,48 @@
         <w:rPr>
           <w:iCs/>
           <w:color w:val="auto"/>
-          <w:highlight w:val="green"/>
-          <w:lang w:val="pt-PT"/>
-        </w:rPr>
-        <w:t>(</w:t>
-      </w:r>
-      <w:r>
-        <w:rPr>
-          <w:iCs/>
-          <w:color w:val="auto"/>
-          <w:highlight w:val="green"/>
-          <w:lang w:val="pt-PT"/>
-        </w:rPr>
-        <w:t>link</w:t>
-      </w:r>
-      <w:r>
-        <w:rPr>
-          <w:iCs/>
-          <w:color w:val="auto"/>
-          <w:highlight w:val="green"/>
-          <w:lang w:val="pt-PT"/>
-        </w:rPr>
-        <w:t xml:space="preserve"> para o site</w:t>
-      </w:r>
-      <w:r>
-        <w:rPr>
-          <w:iCs/>
-          <w:color w:val="auto"/>
-          <w:highlight w:val="green"/>
+          <w:lang w:val="pt-PT"/>
+        </w:rPr>
+        <w:t xml:space="preserve">(disponível em </w:t>
+      </w:r>
+      <w:hyperlink r:id="rId14" w:history="1">
+        <w:r>
+          <w:rPr>
+            <w:rStyle w:val="Hyperlink"/>
+            <w:iCs/>
+            <w:lang w:val="pt-PT"/>
+          </w:rPr>
+          <w:t>lupa-digit</w:t>
+        </w:r>
+        <w:r>
+          <w:rPr>
+            <w:rStyle w:val="Hyperlink"/>
+            <w:iCs/>
+            <w:lang w:val="pt-PT"/>
+          </w:rPr>
+          <w:t>a</w:t>
+        </w:r>
+        <w:r>
+          <w:rPr>
+            <w:rStyle w:val="Hyperlink"/>
+            <w:iCs/>
+            <w:lang w:val="pt-PT"/>
+          </w:rPr>
+          <w:t>l</w:t>
+        </w:r>
+        <w:r>
+          <w:rPr>
+            <w:rStyle w:val="Hyperlink"/>
+            <w:iCs/>
+            <w:lang w:val="pt-PT"/>
+          </w:rPr>
+          <w:t>.pt</w:t>
+        </w:r>
+      </w:hyperlink>
+      <w:r>
+        <w:rPr>
+          <w:iCs/>
+          <w:color w:val="auto"/>
           <w:lang w:val="pt-PT"/>
         </w:rPr>
         <w:t>)</w:t>
@@ -2336,7 +2317,7 @@
           <w:color w:val="auto"/>
           <w:lang w:val="pt-PT"/>
         </w:rPr>
-        <w:t xml:space="preserve"> tópico, o utilizador terá acesso a várias </w:t>
+        <w:t xml:space="preserve"> tópico, o utilizador terá acesso </w:t>
       </w:r>
       <w:r>
         <w:rPr>
@@ -2345,7 +2326,7 @@
           <w:lang w:val="pt-PT"/>
         </w:rPr>
         <w:lastRenderedPageBreak/>
-        <w:t>visualizações</w:t>
+        <w:t>a várias visualizações</w:t>
       </w:r>
       <w:r>
         <w:rPr>
@@ -2437,7 +2418,7 @@
                     <pic:cNvPicPr/>
                   </pic:nvPicPr>
                   <pic:blipFill>
-                    <a:blip r:embed="rId13"/>
+                    <a:blip r:embed="rId15"/>
                     <a:stretch>
                       <a:fillRect/>
                     </a:stretch>
@@ -2480,7 +2461,7 @@
                     <pic:cNvPicPr/>
                   </pic:nvPicPr>
                   <pic:blipFill>
-                    <a:blip r:embed="rId14"/>
+                    <a:blip r:embed="rId16"/>
                     <a:stretch>
                       <a:fillRect/>
                     </a:stretch>
@@ -3678,7 +3659,7 @@
         </w:rPr>
         <w:t xml:space="preserve"> </w:t>
       </w:r>
-      <w:hyperlink r:id="rId15" w:history="1">
+      <w:hyperlink r:id="rId17" w:history="1">
         <w:r>
           <w:rPr>
             <w:rStyle w:val="Hyperlink"/>
@@ -3958,7 +3939,7 @@
                     <pic:cNvPicPr/>
                   </pic:nvPicPr>
                   <pic:blipFill>
-                    <a:blip r:embed="rId16" cstate="print">
+                    <a:blip r:embed="rId18" cstate="print">
                       <a:extLst>
                         <a:ext uri="{28A0092B-C50C-407E-A947-70E740481C1C}">
                           <a14:useLocalDpi xmlns:a14="http://schemas.microsoft.com/office/drawing/2010/main" val="0"/>
@@ -4314,7 +4295,7 @@
         </w:rPr>
         <w:t xml:space="preserve">, </w:t>
       </w:r>
-      <w:hyperlink r:id="rId17" w:history="1">
+      <w:hyperlink r:id="rId19" w:history="1">
         <w:r>
           <w:rPr>
             <w:rStyle w:val="Hyperlink"/>
@@ -4422,17 +4403,26 @@
           <w:color w:val="auto"/>
           <w:lang w:val="pt-PT"/>
         </w:rPr>
-        <w:t xml:space="preserve">: </w:t>
-      </w:r>
-      <w:r>
-        <w:rPr>
-          <w:iCs/>
-          <w:color w:val="auto"/>
-          <w:highlight w:val="green"/>
-          <w:lang w:val="pt-PT"/>
-        </w:rPr>
-        <w:t>LINK PARA APP</w:t>
-      </w:r>
+        <w:t>,</w:t>
+      </w:r>
+      <w:r>
+        <w:rPr>
+          <w:iCs/>
+          <w:color w:val="auto"/>
+          <w:lang w:val="pt-PT"/>
+        </w:rPr>
+        <w:t xml:space="preserve"> </w:t>
+      </w:r>
+      <w:hyperlink r:id="rId20" w:history="1">
+        <w:r>
+          <w:rPr>
+            <w:rStyle w:val="Hyperlink"/>
+            <w:iCs/>
+            <w:lang w:val="pt-PT"/>
+          </w:rPr>
+          <w:t>http://lupa-digital.pt</w:t>
+        </w:r>
+      </w:hyperlink>
     </w:p>
     <w:p>
       <w:pPr>
@@ -4495,7 +4485,7 @@
         </w:rPr>
         <w:t xml:space="preserve"> criado no âmbito do projeto, </w:t>
       </w:r>
-      <w:hyperlink r:id="rId18" w:history="1">
+      <w:hyperlink r:id="rId21" w:history="1">
         <w:r>
           <w:rPr>
             <w:rStyle w:val="Hyperlink"/>
@@ -4599,7 +4589,7 @@
         </w:rPr>
         <w:t xml:space="preserve">Fonte dos dados do projeto, </w:t>
       </w:r>
-      <w:hyperlink r:id="rId19" w:history="1">
+      <w:hyperlink r:id="rId22" w:history="1">
         <w:r>
           <w:rPr>
             <w:rStyle w:val="Hyperlink"/>
@@ -4685,7 +4675,7 @@
         </w:rPr>
         <w:t xml:space="preserve">API do Arquivo.pt, </w:t>
       </w:r>
-      <w:hyperlink r:id="rId20" w:history="1">
+      <w:hyperlink r:id="rId23" w:history="1">
         <w:r>
           <w:rPr>
             <w:rStyle w:val="Hyperlink"/>
@@ -4763,7 +4753,7 @@
         </w:rPr>
         <w:t xml:space="preserve">, </w:t>
       </w:r>
-      <w:hyperlink r:id="rId21" w:history="1">
+      <w:hyperlink r:id="rId24" w:history="1">
         <w:r>
           <w:rPr>
             <w:rStyle w:val="Hyperlink"/>
@@ -4844,10 +4834,10 @@
       </w:r>
     </w:p>
     <w:sectPr>
-      <w:headerReference w:type="default" r:id="rId22"/>
-      <w:footerReference w:type="default" r:id="rId23"/>
-      <w:headerReference w:type="first" r:id="rId24"/>
-      <w:footerReference w:type="first" r:id="rId25"/>
+      <w:headerReference w:type="default" r:id="rId25"/>
+      <w:footerReference w:type="default" r:id="rId26"/>
+      <w:headerReference w:type="first" r:id="rId27"/>
+      <w:footerReference w:type="first" r:id="rId28"/>
       <w:pgSz w:w="12240" w:h="15840"/>
       <w:pgMar w:top="1440" w:right="1440" w:bottom="1440" w:left="1440" w:header="0" w:footer="720" w:gutter="0"/>
       <w:pgNumType w:start="1"/>

--- a/LupaDigital_hugoverissimo.docx
+++ b/LupaDigital_hugoverissimo.docx
@@ -133,75 +133,6 @@
         </w:rPr>
         <w:t>Lupa Digital</w:t>
       </w:r>
-      <w:r>
-        <w:rPr>
-          <w:color w:val="auto"/>
-          <w:lang w:val="pt-PT"/>
-        </w:rPr>
-        <w:t xml:space="preserve"> </w:t>
-      </w:r>
-      <w:r>
-        <w:rPr>
-          <w:color w:val="auto"/>
-          <w:highlight w:val="green"/>
-          <w:lang w:val="pt-PT"/>
-        </w:rPr>
-        <w:t xml:space="preserve">[REVER: </w:t>
-      </w:r>
-      <w:proofErr w:type="spellStart"/>
-      <w:r>
-        <w:rPr>
-          <w:color w:val="auto"/>
-          <w:highlight w:val="green"/>
-          <w:lang w:val="pt-PT"/>
-        </w:rPr>
-        <w:t>max</w:t>
-      </w:r>
-      <w:proofErr w:type="spellEnd"/>
-      <w:r>
-        <w:rPr>
-          <w:color w:val="auto"/>
-          <w:highlight w:val="green"/>
-          <w:lang w:val="pt-PT"/>
-        </w:rPr>
-        <w:t xml:space="preserve"> 2k </w:t>
-      </w:r>
-      <w:proofErr w:type="spellStart"/>
-      <w:r>
-        <w:rPr>
-          <w:color w:val="auto"/>
-          <w:highlight w:val="green"/>
-          <w:lang w:val="pt-PT"/>
-        </w:rPr>
-        <w:t>words</w:t>
-      </w:r>
-      <w:proofErr w:type="spellEnd"/>
-      <w:r>
-        <w:rPr>
-          <w:color w:val="auto"/>
-          <w:highlight w:val="green"/>
-          <w:lang w:val="pt-PT"/>
-        </w:rPr>
-        <w:t xml:space="preserve">, </w:t>
-      </w:r>
-      <w:proofErr w:type="spellStart"/>
-      <w:r>
-        <w:rPr>
-          <w:color w:val="auto"/>
-          <w:highlight w:val="green"/>
-          <w:lang w:val="pt-PT"/>
-        </w:rPr>
-        <w:t>max</w:t>
-      </w:r>
-      <w:proofErr w:type="spellEnd"/>
-      <w:r>
-        <w:rPr>
-          <w:color w:val="auto"/>
-          <w:highlight w:val="green"/>
-          <w:lang w:val="pt-PT"/>
-        </w:rPr>
-        <w:t xml:space="preserve"> 10MB, tudo]</w:t>
-      </w:r>
     </w:p>
     <w:p>
       <w:pPr>
@@ -303,6 +234,19 @@
     </w:p>
     <w:p>
       <w:pPr>
+        <w:ind w:left="0" w:firstLine="0"/>
+        <w:contextualSpacing w:val="0"/>
+        <w:jc w:val="both"/>
+        <w:rPr>
+          <w:color w:val="auto"/>
+          <w:lang w:val="pt-PT"/>
+        </w:rPr>
+      </w:pPr>
+      <w:bookmarkStart w:id="4" w:name="_2nufka4gwvkw" w:colFirst="0" w:colLast="0"/>
+      <w:bookmarkEnd w:id="4"/>
+    </w:p>
+    <w:p>
+      <w:pPr>
         <w:pStyle w:val="Heading1"/>
         <w:ind w:left="0" w:firstLine="0"/>
         <w:contextualSpacing w:val="0"/>
@@ -311,8 +255,6 @@
           <w:lang w:val="pt-PT"/>
         </w:rPr>
       </w:pPr>
-      <w:bookmarkStart w:id="4" w:name="_2nufka4gwvkw" w:colFirst="0" w:colLast="0"/>
-      <w:bookmarkEnd w:id="4"/>
       <w:r>
         <w:rPr>
           <w:color w:val="auto"/>
@@ -408,7 +350,7 @@
           <w:color w:val="auto"/>
           <w:lang w:val="pt-PT"/>
         </w:rPr>
-        <w:t>torna</w:t>
+        <w:t>permite</w:t>
       </w:r>
       <w:r>
         <w:rPr>
@@ -424,14 +366,6 @@
           <w:color w:val="auto"/>
           <w:lang w:val="pt-PT"/>
         </w:rPr>
-        <w:t xml:space="preserve">possível </w:t>
-      </w:r>
-      <w:r>
-        <w:rPr>
-          <w:iCs/>
-          <w:color w:val="auto"/>
-          <w:lang w:val="pt-PT"/>
-        </w:rPr>
         <w:t>a análise</w:t>
       </w:r>
       <w:r>
@@ -440,15 +374,15 @@
           <w:color w:val="auto"/>
           <w:lang w:val="pt-PT"/>
         </w:rPr>
-        <w:t xml:space="preserve"> e </w:t>
-      </w:r>
-      <w:r>
-        <w:rPr>
-          <w:iCs/>
-          <w:color w:val="auto"/>
-          <w:lang w:val="pt-PT"/>
-        </w:rPr>
-        <w:t>exploração de</w:t>
+        <w:t xml:space="preserve"> </w:t>
+      </w:r>
+      <w:r>
+        <w:rPr>
+          <w:iCs/>
+          <w:color w:val="auto"/>
+          <w:lang w:val="pt-PT"/>
+        </w:rPr>
+        <w:t>de</w:t>
       </w:r>
       <w:r>
         <w:rPr>
@@ -1029,19 +963,6 @@
       <w:pPr>
         <w:ind w:left="0" w:firstLine="0"/>
         <w:contextualSpacing w:val="0"/>
-        <w:jc w:val="both"/>
-        <w:rPr>
-          <w:color w:val="auto"/>
-          <w:sz w:val="18"/>
-          <w:szCs w:val="18"/>
-          <w:lang w:val="pt-PT"/>
-        </w:rPr>
-      </w:pPr>
-    </w:p>
-    <w:p>
-      <w:pPr>
-        <w:ind w:left="0" w:firstLine="0"/>
-        <w:contextualSpacing w:val="0"/>
         <w:jc w:val="center"/>
         <w:rPr>
           <w:noProof/>
@@ -1337,7 +1258,7 @@
           <w:iCs w:val="0"/>
           <w:lang w:val="pt-PT"/>
         </w:rPr>
-        <w:t xml:space="preserve">Exemplos da interface da plataforma Lupa Digital, ilustrando as principais funcionalidades: pesquisa por tópicos (ex.: “Covid-19”), visualização da evolução temporal da cobertura mediática e dos </w:t>
+        <w:t xml:space="preserve">Exemplos da interface da plataforma Lupa Digital, ilustrando as principais funcionalidades: pesquisa por tópicos (ex.: “Covid-19”), visualização da evolução da cobertura mediática e dos </w:t>
       </w:r>
       <w:r>
         <w:rPr>
@@ -1377,7 +1298,7 @@
           <w:iCs w:val="0"/>
           <w:lang w:val="pt-PT"/>
         </w:rPr>
-        <w:t>ou</w:t>
+        <w:t>e</w:t>
       </w:r>
       <w:r>
         <w:rPr>
@@ -1510,65 +1431,81 @@
           <w:color w:val="auto"/>
           <w:lang w:val="pt-PT"/>
         </w:rPr>
+        <w:t>Permitir que qualquer utilizador, de forma simples, consiga pesquisar um tópico à sua escolha e</w:t>
+      </w:r>
+      <w:r>
+        <w:rPr>
+          <w:iCs/>
+          <w:color w:val="auto"/>
+          <w:lang w:val="pt-PT"/>
+        </w:rPr>
+        <w:t>,</w:t>
+      </w:r>
+      <w:r>
+        <w:rPr>
+          <w:iCs/>
+          <w:color w:val="auto"/>
+          <w:lang w:val="pt-PT"/>
+        </w:rPr>
+        <w:t xml:space="preserve"> </w:t>
+      </w:r>
+      <w:r>
+        <w:rPr>
+          <w:iCs/>
+          <w:color w:val="auto"/>
+          <w:lang w:val="pt-PT"/>
+        </w:rPr>
+        <w:t>a partir dos resultados</w:t>
+      </w:r>
+      <w:r>
+        <w:rPr>
+          <w:iCs/>
+          <w:color w:val="auto"/>
+          <w:lang w:val="pt-PT"/>
+        </w:rPr>
+        <w:t xml:space="preserve"> obtidos</w:t>
+      </w:r>
+      <w:r>
+        <w:rPr>
+          <w:iCs/>
+          <w:color w:val="auto"/>
+          <w:lang w:val="pt-PT"/>
+        </w:rPr>
+        <w:t>,</w:t>
+      </w:r>
+      <w:r>
+        <w:rPr>
+          <w:iCs/>
+          <w:color w:val="auto"/>
+          <w:lang w:val="pt-PT"/>
+        </w:rPr>
+        <w:t xml:space="preserve"> consiga ter uma perceção em relação a como</w:t>
+      </w:r>
+      <w:bookmarkStart w:id="5" w:name="_Hlk195344576"/>
+      <w:r>
+        <w:rPr>
+          <w:iCs/>
+          <w:color w:val="auto"/>
+          <w:lang w:val="pt-PT"/>
+        </w:rPr>
+        <w:t xml:space="preserve"> </w:t>
+      </w:r>
+      <w:r>
+        <w:rPr>
+          <w:iCs/>
+          <w:color w:val="auto"/>
+          <w:lang w:val="pt-PT"/>
+        </w:rPr>
+        <w:t xml:space="preserve">os media </w:t>
+      </w:r>
+      <w:r>
+        <w:rPr>
+          <w:iCs/>
+          <w:color w:val="auto"/>
+          <w:lang w:val="pt-PT"/>
+        </w:rPr>
         <w:lastRenderedPageBreak/>
-        <w:t>Permitir que qualquer utilizador, de forma simples e rápida, consiga pesquisar um tópico à sua escolha e</w:t>
-      </w:r>
-      <w:r>
-        <w:rPr>
-          <w:iCs/>
-          <w:color w:val="auto"/>
-          <w:lang w:val="pt-PT"/>
-        </w:rPr>
-        <w:t>,</w:t>
-      </w:r>
-      <w:r>
-        <w:rPr>
-          <w:iCs/>
-          <w:color w:val="auto"/>
-          <w:lang w:val="pt-PT"/>
-        </w:rPr>
-        <w:t xml:space="preserve"> </w:t>
-      </w:r>
-      <w:r>
-        <w:rPr>
-          <w:iCs/>
-          <w:color w:val="auto"/>
-          <w:lang w:val="pt-PT"/>
-        </w:rPr>
-        <w:t>a partir dos resultados dessa pesquisa</w:t>
-      </w:r>
-      <w:r>
-        <w:rPr>
-          <w:iCs/>
-          <w:color w:val="auto"/>
-          <w:lang w:val="pt-PT"/>
-        </w:rPr>
-        <w:t>,</w:t>
-      </w:r>
-      <w:r>
-        <w:rPr>
-          <w:iCs/>
-          <w:color w:val="auto"/>
-          <w:lang w:val="pt-PT"/>
-        </w:rPr>
-        <w:t xml:space="preserve"> consiga ter uma perceção em relação a como</w:t>
-      </w:r>
-      <w:bookmarkStart w:id="5" w:name="_Hlk195344576"/>
-      <w:r>
-        <w:rPr>
-          <w:iCs/>
-          <w:color w:val="auto"/>
-          <w:lang w:val="pt-PT"/>
-        </w:rPr>
-        <w:t xml:space="preserve"> </w:t>
-      </w:r>
-      <w:r>
-        <w:rPr>
-          <w:iCs/>
-          <w:color w:val="auto"/>
-          <w:lang w:val="pt-PT"/>
-        </w:rPr>
-        <w:t xml:space="preserve">os media portugueses </w:t>
+        <w:t xml:space="preserve">portugueses </w:t>
       </w:r>
       <w:bookmarkEnd w:id="5"/>
       <w:r>
@@ -1629,7 +1566,23 @@
           <w:color w:val="auto"/>
           <w:lang w:val="pt-PT"/>
         </w:rPr>
-        <w:t xml:space="preserve">Revelar ligações entre qualquer par de tópicos, sejam eles entidades, eventos ou temas, e, por conseguinte, permitir ao utilizador ter uma perceção sobre a relação, </w:t>
+        <w:t xml:space="preserve">Revelar ligações entre qualquer par de tópicos, sejam eles entidades, eventos ou temas, </w:t>
+      </w:r>
+      <w:r>
+        <w:rPr>
+          <w:iCs/>
+          <w:color w:val="auto"/>
+          <w:lang w:val="pt-PT"/>
+        </w:rPr>
+        <w:t>permitindo o</w:t>
+      </w:r>
+      <w:r>
+        <w:rPr>
+          <w:iCs/>
+          <w:color w:val="auto"/>
+          <w:lang w:val="pt-PT"/>
+        </w:rPr>
+        <w:t xml:space="preserve"> utilizador ter uma perceção sobre a relação, </w:t>
       </w:r>
       <w:r>
         <w:rPr>
@@ -2188,31 +2141,7 @@
             <w:iCs/>
             <w:lang w:val="pt-PT"/>
           </w:rPr>
-          <w:t>lupa-digit</w:t>
-        </w:r>
-        <w:r>
-          <w:rPr>
-            <w:rStyle w:val="Hyperlink"/>
-            <w:iCs/>
-            <w:lang w:val="pt-PT"/>
-          </w:rPr>
-          <w:t>a</w:t>
-        </w:r>
-        <w:r>
-          <w:rPr>
-            <w:rStyle w:val="Hyperlink"/>
-            <w:iCs/>
-            <w:lang w:val="pt-PT"/>
-          </w:rPr>
-          <w:t>l</w:t>
-        </w:r>
-        <w:r>
-          <w:rPr>
-            <w:rStyle w:val="Hyperlink"/>
-            <w:iCs/>
-            <w:lang w:val="pt-PT"/>
-          </w:rPr>
-          <w:t>.pt</w:t>
+          <w:t>lupa-digital.pt</w:t>
         </w:r>
       </w:hyperlink>
       <w:r>
@@ -2317,7 +2246,39 @@
           <w:color w:val="auto"/>
           <w:lang w:val="pt-PT"/>
         </w:rPr>
-        <w:t xml:space="preserve"> tópico, o utilizador terá acesso </w:t>
+        <w:t xml:space="preserve"> tópico, o utilizador terá acesso a várias visualizações</w:t>
+      </w:r>
+      <w:r>
+        <w:rPr>
+          <w:iCs/>
+          <w:color w:val="auto"/>
+          <w:lang w:val="pt-PT"/>
+        </w:rPr>
+        <w:t xml:space="preserve"> </w:t>
+      </w:r>
+      <w:r>
+        <w:rPr>
+          <w:iCs/>
+          <w:color w:val="auto"/>
+          <w:lang w:val="pt-PT"/>
+        </w:rPr>
+        <w:t xml:space="preserve">e informações relacionadas com a pesquisa, podendo, de forma intuitiva, analisar criticamente as relações </w:t>
+      </w:r>
+      <w:r>
+        <w:rPr>
+          <w:iCs/>
+          <w:color w:val="auto"/>
+          <w:lang w:val="pt-PT"/>
+        </w:rPr>
+        <w:t>com outros tópicos</w:t>
+      </w:r>
+      <w:r>
+        <w:rPr>
+          <w:iCs/>
+          <w:color w:val="auto"/>
+          <w:lang w:val="pt-PT"/>
+        </w:rPr>
+        <w:t xml:space="preserve">, como é que a perceção do tópico </w:t>
       </w:r>
       <w:r>
         <w:rPr>
@@ -2326,46 +2287,6 @@
           <w:lang w:val="pt-PT"/>
         </w:rPr>
         <w:lastRenderedPageBreak/>
-        <w:t>a várias visualizações</w:t>
-      </w:r>
-      <w:r>
-        <w:rPr>
-          <w:iCs/>
-          <w:color w:val="auto"/>
-          <w:lang w:val="pt-PT"/>
-        </w:rPr>
-        <w:t xml:space="preserve"> </w:t>
-      </w:r>
-      <w:r>
-        <w:rPr>
-          <w:iCs/>
-          <w:color w:val="auto"/>
-          <w:lang w:val="pt-PT"/>
-        </w:rPr>
-        <w:t xml:space="preserve">e informações relacionadas com a pesquisa, podendo, de forma intuitiva, analisar criticamente as relações </w:t>
-      </w:r>
-      <w:r>
-        <w:rPr>
-          <w:iCs/>
-          <w:color w:val="auto"/>
-          <w:lang w:val="pt-PT"/>
-        </w:rPr>
-        <w:t>com outros tópicos</w:t>
-      </w:r>
-      <w:r>
-        <w:rPr>
-          <w:iCs/>
-          <w:color w:val="auto"/>
-          <w:lang w:val="pt-PT"/>
-        </w:rPr>
-        <w:t xml:space="preserve">, como é que a perceção do tópico </w:t>
-      </w:r>
-      <w:r>
-        <w:rPr>
-          <w:iCs/>
-          <w:color w:val="auto"/>
-          <w:lang w:val="pt-PT"/>
-        </w:rPr>
         <w:t xml:space="preserve">pesquisado </w:t>
       </w:r>
       <w:r>
@@ -2736,15 +2657,15 @@
           <w:color w:val="auto"/>
           <w:lang w:val="pt-PT"/>
         </w:rPr>
-        <w:t xml:space="preserve"> Estas visualizações gráficas incluem um grafo interativo </w:t>
-      </w:r>
-      <w:r>
-        <w:rPr>
-          <w:iCs/>
-          <w:color w:val="auto"/>
-          <w:lang w:val="pt-PT"/>
-        </w:rPr>
-        <w:t>que revela como diferentes tópicos se interligam ao tópico pesquisado e</w:t>
+        <w:t xml:space="preserve"> Estas visualizações incluem um grafo interativo </w:t>
+      </w:r>
+      <w:r>
+        <w:rPr>
+          <w:iCs/>
+          <w:color w:val="auto"/>
+          <w:lang w:val="pt-PT"/>
+        </w:rPr>
+        <w:t>que revela como tópicos se interligam ao pesquisado e</w:t>
       </w:r>
       <w:r>
         <w:rPr>
@@ -2784,7 +2705,7 @@
           <w:color w:val="auto"/>
           <w:lang w:val="pt-PT"/>
         </w:rPr>
-        <w:t>permite que o</w:t>
+        <w:t>o</w:t>
       </w:r>
       <w:r>
         <w:rPr>
@@ -2800,7 +2721,7 @@
           <w:color w:val="auto"/>
           <w:lang w:val="pt-PT"/>
         </w:rPr>
-        <w:t>obtenha</w:t>
+        <w:t>obtém</w:t>
       </w:r>
       <w:r>
         <w:rPr>
@@ -2977,16 +2898,7 @@
           <w:color w:val="auto"/>
           <w:lang w:val="pt-PT"/>
         </w:rPr>
-        <w:t xml:space="preserve">no âmbito da mineração </w:t>
-      </w:r>
-      <w:r>
-        <w:rPr>
-          <w:iCs/>
-          <w:color w:val="auto"/>
-          <w:lang w:val="pt-PT"/>
-        </w:rPr>
-        <w:lastRenderedPageBreak/>
-        <w:t>de dados em notícias</w:t>
+        <w:t>no âmbito da mineração de dados em notícias</w:t>
       </w:r>
       <w:r>
         <w:rPr>
@@ -3062,6 +2974,7 @@
           <w:color w:val="auto"/>
           <w:lang w:val="pt-PT"/>
         </w:rPr>
+        <w:lastRenderedPageBreak/>
         <w:t>Impacto social (aplicação e utilidade social)</w:t>
       </w:r>
     </w:p>
@@ -3122,7 +3035,23 @@
           <w:color w:val="auto"/>
           <w:lang w:val="pt-PT"/>
         </w:rPr>
-        <w:t xml:space="preserve"> pelo facto de disponibilizar uma ferramenta inovadora que permite aos mesmos explorar e compreender a evolução de um tópico do seu interesse no contexto da informação jornalística</w:t>
+        <w:t xml:space="preserve"> </w:t>
+      </w:r>
+      <w:r>
+        <w:rPr>
+          <w:iCs/>
+          <w:color w:val="auto"/>
+          <w:lang w:val="pt-PT"/>
+        </w:rPr>
+        <w:t>ao</w:t>
+      </w:r>
+      <w:r>
+        <w:rPr>
+          <w:iCs/>
+          <w:color w:val="auto"/>
+          <w:lang w:val="pt-PT"/>
+        </w:rPr>
+        <w:t xml:space="preserve"> disponibilizar uma ferramenta inovadora que permite aos mesmos explorar e compreender a evolução de um tópico do seu interesse no contexto da informação jornalística</w:t>
       </w:r>
       <w:r>
         <w:rPr>
@@ -3378,7 +3307,39 @@
           <w:color w:val="auto"/>
           <w:lang w:val="pt-PT"/>
         </w:rPr>
-        <w:t xml:space="preserve">elo facto de ter desenvolvido, para além de uma ferramenta inovadora para a análise de grandes volumes de notícias arquivadas, um conjunto de dados </w:t>
+        <w:t xml:space="preserve">elo </w:t>
+      </w:r>
+      <w:r>
+        <w:rPr>
+          <w:iCs/>
+          <w:color w:val="auto"/>
+          <w:lang w:val="pt-PT"/>
+        </w:rPr>
+        <w:t>desenvolvimento</w:t>
+      </w:r>
+      <w:r>
+        <w:rPr>
+          <w:iCs/>
+          <w:color w:val="auto"/>
+          <w:lang w:val="pt-PT"/>
+        </w:rPr>
+        <w:t xml:space="preserve">, para além de uma ferramenta inovadora para a análise de grandes volumes de notícias arquivadas, </w:t>
+      </w:r>
+      <w:r>
+        <w:rPr>
+          <w:iCs/>
+          <w:color w:val="auto"/>
+          <w:lang w:val="pt-PT"/>
+        </w:rPr>
+        <w:t xml:space="preserve">de </w:t>
+      </w:r>
+      <w:r>
+        <w:rPr>
+          <w:iCs/>
+          <w:color w:val="auto"/>
+          <w:lang w:val="pt-PT"/>
+        </w:rPr>
+        <w:t xml:space="preserve">um conjunto de dados </w:t>
       </w:r>
       <w:r>
         <w:rPr>
@@ -3466,7 +3427,7 @@
           <w:color w:val="auto"/>
           <w:lang w:val="pt-PT"/>
         </w:rPr>
-        <w:t xml:space="preserve">investigadores da área de Processamento de Linguagem Natural (NLP) e </w:t>
+        <w:t xml:space="preserve">investigadores da área de Processamento de Linguagem Natural e </w:t>
       </w:r>
       <w:r>
         <w:rPr>
@@ -3602,16 +3563,7 @@
           <w:color w:val="auto"/>
           <w:lang w:val="pt-PT"/>
         </w:rPr>
-        <w:t xml:space="preserve">. Estes métodos podem ser </w:t>
-      </w:r>
-      <w:r>
-        <w:rPr>
-          <w:iCs/>
-          <w:color w:val="auto"/>
-          <w:lang w:val="pt-PT"/>
-        </w:rPr>
-        <w:lastRenderedPageBreak/>
-        <w:t>aplicados e aprimorados em pesquisas</w:t>
+        <w:t>. Estes métodos podem ser aplicados e aprimorados em pesquisas</w:t>
       </w:r>
       <w:r>
         <w:rPr>
@@ -3649,6 +3601,7 @@
           <w:color w:val="auto"/>
           <w:lang w:val="pt-PT"/>
         </w:rPr>
+        <w:lastRenderedPageBreak/>
         <w:t>Importa ainda referir a partilha integral da metodologia e do código-fonte do projeto, disponível em</w:t>
       </w:r>
       <w:r>
@@ -3696,6 +3649,18 @@
     </w:p>
     <w:p>
       <w:pPr>
+        <w:ind w:left="0" w:firstLine="0"/>
+        <w:contextualSpacing w:val="0"/>
+        <w:jc w:val="both"/>
+        <w:rPr>
+          <w:iCs/>
+          <w:color w:val="auto"/>
+          <w:lang w:val="pt-PT"/>
+        </w:rPr>
+      </w:pPr>
+    </w:p>
+    <w:p>
+      <w:pPr>
         <w:pStyle w:val="Heading1"/>
         <w:ind w:left="0" w:firstLine="0"/>
         <w:contextualSpacing w:val="0"/>
@@ -3835,7 +3800,7 @@
           <w:color w:val="auto"/>
           <w:lang w:val="pt-PT"/>
         </w:rPr>
-        <w:t xml:space="preserve"> a importância do Arquivo.pt no desenvolvimento deste projeto, sendo como uma fundação para a criação do conjunto de dados criado e por sua vez para a aplicação </w:t>
+        <w:t xml:space="preserve"> a importância do Arquivo.pt no desenvolvimento deste projeto, sendo como uma fundação para a criação do conjunto de dados e por sua vez para a aplicação </w:t>
       </w:r>
       <w:r>
         <w:rPr>
@@ -3893,18 +3858,6 @@
         </w:rPr>
         <w:t>mesmo depois de descontinuados.</w:t>
       </w:r>
-    </w:p>
-    <w:p>
-      <w:pPr>
-        <w:ind w:left="0" w:firstLine="0"/>
-        <w:contextualSpacing w:val="0"/>
-        <w:jc w:val="both"/>
-        <w:rPr>
-          <w:iCs/>
-          <w:color w:val="auto"/>
-          <w:lang w:val="pt-PT"/>
-        </w:rPr>
-      </w:pPr>
     </w:p>
     <w:p>
       <w:pPr>
@@ -4170,7 +4123,7 @@
           <w:color w:val="auto"/>
           <w:lang w:val="pt-PT"/>
         </w:rPr>
-        <w:t xml:space="preserve"> tendo sido posteriormente aprofundado e melhorado com o objetivo de aplicar conceitos </w:t>
+        <w:t xml:space="preserve"> tendo sido posteriormente aprofundado e melhorado com o objetivo de aplicar conceitos avançados e explorar novas abordagens analíticas. A exploração do Arquivo.pt permitiu não só o desenvolvimento de competências técnicas em áreas como mineração de dados, </w:t>
       </w:r>
       <w:r>
         <w:rPr>
@@ -4179,7 +4132,7 @@
           <w:lang w:val="pt-PT"/>
         </w:rPr>
         <w:lastRenderedPageBreak/>
-        <w:t>avançados e explorar novas abordagens analíticas. A exploração do Arquivo.pt permitiu não só o desenvolvimento de competências técnicas em áreas como mineração de dados, processamento de linguagem natural e visualização de informação, como também revelou o potencial desta ferramenta enquanto recurso acessível e útil para quem pretende dar os primeiros passos na área da Ciência de Dados.</w:t>
+        <w:t>processamento de linguagem natural e visualização de informação, como também revelou o potencial desta ferramenta enquanto recurso acessível e útil para quem pretende dar os primeiros passos na área da Ciência de Dados.</w:t>
       </w:r>
     </w:p>
     <w:p>
@@ -4354,7 +4307,23 @@
           <w:color w:val="auto"/>
           <w:lang w:val="pt-PT"/>
         </w:rPr>
-        <w:t>da aplicação web.</w:t>
+        <w:t xml:space="preserve">da aplicação </w:t>
+      </w:r>
+      <w:r>
+        <w:rPr>
+          <w:i/>
+          <w:color w:val="auto"/>
+          <w:lang w:val="pt-PT"/>
+        </w:rPr>
+        <w:t>web</w:t>
+      </w:r>
+      <w:r>
+        <w:rPr>
+          <w:iCs/>
+          <w:color w:val="auto"/>
+          <w:lang w:val="pt-PT"/>
+        </w:rPr>
+        <w:t>.</w:t>
       </w:r>
     </w:p>
     <w:p>
@@ -4587,95 +4556,9 @@
           <w:color w:val="auto"/>
           <w:lang w:val="pt-PT"/>
         </w:rPr>
-        <w:t xml:space="preserve">Fonte dos dados do projeto, </w:t>
+        <w:t xml:space="preserve">API do Arquivo.pt, </w:t>
       </w:r>
       <w:hyperlink r:id="rId22" w:history="1">
-        <w:r>
-          <w:rPr>
-            <w:rStyle w:val="Hyperlink"/>
-            <w:iCs/>
-            <w:lang w:val="pt-PT"/>
-          </w:rPr>
-          <w:t>https://arquivo.pt</w:t>
-        </w:r>
-      </w:hyperlink>
-    </w:p>
-    <w:p>
-      <w:pPr>
-        <w:ind w:left="360" w:firstLine="0"/>
-        <w:jc w:val="both"/>
-        <w:rPr>
-          <w:iCs/>
-          <w:color w:val="auto"/>
-          <w:lang w:val="pt-PT"/>
-        </w:rPr>
-      </w:pPr>
-      <w:r>
-        <w:rPr>
-          <w:iCs/>
-          <w:color w:val="auto"/>
-          <w:lang w:val="pt-PT"/>
-        </w:rPr>
-        <w:t xml:space="preserve">Arquivo da </w:t>
-      </w:r>
-      <w:r>
-        <w:rPr>
-          <w:i/>
-          <w:color w:val="auto"/>
-          <w:lang w:val="pt-PT"/>
-        </w:rPr>
-        <w:t>web</w:t>
-      </w:r>
-      <w:r>
-        <w:rPr>
-          <w:i/>
-          <w:color w:val="auto"/>
-          <w:lang w:val="pt-PT"/>
-        </w:rPr>
-        <w:t xml:space="preserve"> </w:t>
-      </w:r>
-      <w:r>
-        <w:rPr>
-          <w:iCs/>
-          <w:color w:val="auto"/>
-          <w:lang w:val="pt-PT"/>
-        </w:rPr>
-        <w:t>portuguesa, utilizado como principal fonte de dados para o projeto.</w:t>
-      </w:r>
-    </w:p>
-    <w:p>
-      <w:pPr>
-        <w:ind w:left="360" w:firstLine="0"/>
-        <w:jc w:val="both"/>
-        <w:rPr>
-          <w:iCs/>
-          <w:color w:val="auto"/>
-          <w:lang w:val="pt-PT"/>
-        </w:rPr>
-      </w:pPr>
-    </w:p>
-    <w:p>
-      <w:pPr>
-        <w:numPr>
-          <w:ilvl w:val="0"/>
-          <w:numId w:val="3"/>
-        </w:numPr>
-        <w:jc w:val="both"/>
-        <w:rPr>
-          <w:iCs/>
-          <w:color w:val="auto"/>
-          <w:lang w:val="pt-PT"/>
-        </w:rPr>
-      </w:pPr>
-      <w:r>
-        <w:rPr>
-          <w:iCs/>
-          <w:color w:val="auto"/>
-          <w:lang w:val="pt-PT"/>
-        </w:rPr>
-        <w:t xml:space="preserve">API do Arquivo.pt, </w:t>
-      </w:r>
-      <w:hyperlink r:id="rId23" w:history="1">
         <w:r>
           <w:rPr>
             <w:rStyle w:val="Hyperlink"/>
@@ -4753,7 +4636,7 @@
         </w:rPr>
         <w:t xml:space="preserve">, </w:t>
       </w:r>
-      <w:hyperlink r:id="rId24" w:history="1">
+      <w:hyperlink r:id="rId23" w:history="1">
         <w:r>
           <w:rPr>
             <w:rStyle w:val="Hyperlink"/>
@@ -4780,7 +4663,55 @@
           <w:color w:val="auto"/>
           <w:lang w:val="pt-PT"/>
         </w:rPr>
-        <w:t xml:space="preserve">Coleção de listas de palavras em português, útil para tarefas de processamento de linguagem natural (PLN), como filtragem de </w:t>
+        <w:t>Coleção de listas de palavras em português</w:t>
+      </w:r>
+      <w:r>
+        <w:rPr>
+          <w:iCs/>
+          <w:color w:val="auto"/>
+          <w:lang w:val="pt-PT"/>
+        </w:rPr>
+        <w:t xml:space="preserve"> (</w:t>
+      </w:r>
+      <w:r>
+        <w:rPr>
+          <w:i/>
+          <w:color w:val="auto"/>
+          <w:lang w:val="pt-PT"/>
+        </w:rPr>
+        <w:t>wordlist-preao-20220621.txt.xz</w:t>
+      </w:r>
+      <w:r>
+        <w:rPr>
+          <w:iCs/>
+          <w:color w:val="auto"/>
+          <w:lang w:val="pt-PT"/>
+        </w:rPr>
+        <w:t>)</w:t>
+      </w:r>
+      <w:r>
+        <w:rPr>
+          <w:iCs/>
+          <w:color w:val="auto"/>
+          <w:lang w:val="pt-PT"/>
+        </w:rPr>
+        <w:t>, útil para tarefas de processamento de linguagem natural</w:t>
+      </w:r>
+      <w:r>
+        <w:rPr>
+          <w:iCs/>
+          <w:color w:val="auto"/>
+          <w:lang w:val="pt-PT"/>
+        </w:rPr>
+        <w:t xml:space="preserve">, </w:t>
+      </w:r>
+      <w:r>
+        <w:rPr>
+          <w:iCs/>
+          <w:color w:val="auto"/>
+          <w:lang w:val="pt-PT"/>
+        </w:rPr>
+        <w:t xml:space="preserve">como filtragem de </w:t>
       </w:r>
       <w:proofErr w:type="spellStart"/>
       <w:r>
@@ -4798,31 +4729,15 @@
           <w:color w:val="auto"/>
           <w:lang w:val="pt-PT"/>
         </w:rPr>
-        <w:t xml:space="preserve">, lematização, </w:t>
-      </w:r>
-      <w:r>
-        <w:rPr>
-          <w:iCs/>
-          <w:color w:val="auto"/>
-          <w:lang w:val="pt-PT"/>
-        </w:rPr>
-        <w:t>entre outras.</w:t>
-      </w:r>
-      <w:r>
-        <w:rPr>
-          <w:iCs/>
-          <w:color w:val="auto"/>
-          <w:lang w:val="pt-PT"/>
-        </w:rPr>
-        <w:t xml:space="preserve"> A lista usada foi </w:t>
-      </w:r>
-      <w:r>
-        <w:rPr>
-          <w:i/>
-          <w:color w:val="auto"/>
-          <w:lang w:val="pt-PT"/>
-        </w:rPr>
-        <w:t>wordlist-preao-20220621.txt.xz</w:t>
+        <w:t xml:space="preserve"> e </w:t>
+      </w:r>
+      <w:r>
+        <w:rPr>
+          <w:iCs/>
+          <w:color w:val="auto"/>
+          <w:lang w:val="pt-PT"/>
+        </w:rPr>
+        <w:t>lematização</w:t>
       </w:r>
       <w:r>
         <w:rPr>
@@ -4834,10 +4749,10 @@
       </w:r>
     </w:p>
     <w:sectPr>
-      <w:headerReference w:type="default" r:id="rId25"/>
-      <w:footerReference w:type="default" r:id="rId26"/>
-      <w:headerReference w:type="first" r:id="rId27"/>
-      <w:footerReference w:type="first" r:id="rId28"/>
+      <w:headerReference w:type="default" r:id="rId24"/>
+      <w:footerReference w:type="default" r:id="rId25"/>
+      <w:headerReference w:type="first" r:id="rId26"/>
+      <w:footerReference w:type="first" r:id="rId27"/>
       <w:pgSz w:w="12240" w:h="15840"/>
       <w:pgMar w:top="1440" w:right="1440" w:bottom="1440" w:left="1440" w:header="0" w:footer="720" w:gutter="0"/>
       <w:pgNumType w:start="1"/>

--- a/LupaDigital_hugoverissimo.docx
+++ b/LupaDigital_hugoverissimo.docx
@@ -2056,7 +2056,23 @@
           <w:color w:val="auto"/>
           <w:lang w:val="pt-PT"/>
         </w:rPr>
-        <w:t>, contendo metadados sobre cada uma delas, tais como a perceção do sentimento transmitido pela notícia e os tópicos mencionados na mesma. Este conjunto de dados para além de permitir futuros estudos</w:t>
+        <w:t>, contendo metadados sobre cada uma delas, tais como a perceção do sentimento transmitido pela notícia e os tópicos mencionados na mesma. Este conjunto de dados</w:t>
+      </w:r>
+      <w:r>
+        <w:rPr>
+          <w:iCs/>
+          <w:color w:val="auto"/>
+          <w:lang w:val="pt-PT"/>
+        </w:rPr>
+        <w:t>,</w:t>
+      </w:r>
+      <w:r>
+        <w:rPr>
+          <w:iCs/>
+          <w:color w:val="auto"/>
+          <w:lang w:val="pt-PT"/>
+        </w:rPr>
+        <w:t xml:space="preserve"> para além de permitir futuros estudos</w:t>
       </w:r>
       <w:r>
         <w:rPr>
@@ -2072,23 +2088,39 @@
           <w:color w:val="auto"/>
           <w:lang w:val="pt-PT"/>
         </w:rPr>
-        <w:t>também permite a sua expansão futura com notícias e artigos mais recentes</w:t>
-      </w:r>
-      <w:r>
-        <w:rPr>
-          <w:iCs/>
-          <w:color w:val="auto"/>
-          <w:lang w:val="pt-PT"/>
-        </w:rPr>
-        <w:t xml:space="preserve"> e com </w:t>
-      </w:r>
-      <w:r>
-        <w:rPr>
-          <w:iCs/>
-          <w:color w:val="auto"/>
-          <w:lang w:val="pt-PT"/>
-        </w:rPr>
-        <w:t>a adição de novas fontes de informação.</w:t>
+        <w:t xml:space="preserve">também permite a sua expansão </w:t>
+      </w:r>
+      <w:r>
+        <w:rPr>
+          <w:iCs/>
+          <w:color w:val="auto"/>
+          <w:lang w:val="pt-PT"/>
+        </w:rPr>
+        <w:t>contínua</w:t>
+      </w:r>
+      <w:r>
+        <w:rPr>
+          <w:iCs/>
+          <w:color w:val="auto"/>
+          <w:lang w:val="pt-PT"/>
+        </w:rPr>
+        <w:t>,</w:t>
+      </w:r>
+      <w:r>
+        <w:rPr>
+          <w:iCs/>
+          <w:color w:val="auto"/>
+          <w:lang w:val="pt-PT"/>
+        </w:rPr>
+        <w:t xml:space="preserve"> </w:t>
+      </w:r>
+      <w:r>
+        <w:rPr>
+          <w:iCs/>
+          <w:color w:val="auto"/>
+          <w:lang w:val="pt-PT"/>
+        </w:rPr>
+        <w:t>através da inclusão de notícias e artigos mais recentes, bem como de novas fontes de informação.</w:t>
       </w:r>
     </w:p>
     <w:p>
@@ -3375,15 +3407,87 @@
           <w:color w:val="auto"/>
           <w:lang w:val="pt-PT"/>
         </w:rPr>
-        <w:t>O desenvolvimento deste conjunto de dados deixa na mesa inúmeras possibilidades para estudos futuros, tai</w:t>
-      </w:r>
-      <w:r>
-        <w:rPr>
-          <w:iCs/>
-          <w:color w:val="auto"/>
-          <w:lang w:val="pt-PT"/>
-        </w:rPr>
-        <w:t>s como estudos sobre temas específicos de forma mais aprofundada, sobre as diferentes fontes de notícias e as suas tendências de comunicação sobre determinados temas, como é que eventos históricos alteraram as narrativas dos meios de comunicação, entre outros.</w:t>
+        <w:t xml:space="preserve">O desenvolvimento deste conjunto de dados deixa na mesa inúmeras possibilidades para estudos futuros, </w:t>
+      </w:r>
+      <w:r>
+        <w:rPr>
+          <w:iCs/>
+          <w:color w:val="auto"/>
+          <w:lang w:val="pt-PT"/>
+        </w:rPr>
+        <w:t>incluindo</w:t>
+      </w:r>
+      <w:r>
+        <w:rPr>
+          <w:iCs/>
+          <w:color w:val="auto"/>
+          <w:lang w:val="pt-PT"/>
+        </w:rPr>
+        <w:t xml:space="preserve"> </w:t>
+      </w:r>
+      <w:r>
+        <w:rPr>
+          <w:iCs/>
+          <w:color w:val="auto"/>
+          <w:lang w:val="pt-PT"/>
+        </w:rPr>
+        <w:t>análise</w:t>
+      </w:r>
+      <w:r>
+        <w:rPr>
+          <w:iCs/>
+          <w:color w:val="auto"/>
+          <w:lang w:val="pt-PT"/>
+        </w:rPr>
+        <w:t>s</w:t>
+      </w:r>
+      <w:r>
+        <w:rPr>
+          <w:iCs/>
+          <w:color w:val="auto"/>
+          <w:lang w:val="pt-PT"/>
+        </w:rPr>
+        <w:t xml:space="preserve"> </w:t>
+      </w:r>
+      <w:r>
+        <w:rPr>
+          <w:iCs/>
+          <w:color w:val="auto"/>
+          <w:lang w:val="pt-PT"/>
+        </w:rPr>
+        <w:t>aprofundadas</w:t>
+      </w:r>
+      <w:r>
+        <w:rPr>
+          <w:iCs/>
+          <w:color w:val="auto"/>
+          <w:lang w:val="pt-PT"/>
+        </w:rPr>
+        <w:t xml:space="preserve"> </w:t>
+      </w:r>
+      <w:r>
+        <w:rPr>
+          <w:iCs/>
+          <w:color w:val="auto"/>
+          <w:lang w:val="pt-PT"/>
+        </w:rPr>
+        <w:t>de</w:t>
+      </w:r>
+      <w:r>
+        <w:rPr>
+          <w:iCs/>
+          <w:color w:val="auto"/>
+          <w:lang w:val="pt-PT"/>
+        </w:rPr>
+        <w:t xml:space="preserve"> temas específicos, </w:t>
+      </w:r>
+      <w:r>
+        <w:rPr>
+          <w:iCs/>
+          <w:color w:val="auto"/>
+          <w:lang w:val="pt-PT"/>
+        </w:rPr>
+        <w:t>investigações sobre as diferentes fontes de notícias e as suas tendências comunicacionais, bem como o impacto de eventos históricos na evolução das narrativas mediáticas, entre outras abordagens relevantes.</w:t>
       </w:r>
       <w:r>
         <w:rPr>
@@ -3772,7 +3876,23 @@
           <w:color w:val="auto"/>
           <w:lang w:val="pt-PT"/>
         </w:rPr>
-        <w:t xml:space="preserve"> O esquema presente na Fig. 4 demonstra o processo descrito de uma forma mais detalhada.</w:t>
+        <w:t xml:space="preserve"> O esquema presente na Fig</w:t>
+      </w:r>
+      <w:r>
+        <w:rPr>
+          <w:iCs/>
+          <w:color w:val="auto"/>
+          <w:lang w:val="pt-PT"/>
+        </w:rPr>
+        <w:t>ura</w:t>
+      </w:r>
+      <w:r>
+        <w:rPr>
+          <w:iCs/>
+          <w:color w:val="auto"/>
+          <w:lang w:val="pt-PT"/>
+        </w:rPr>
+        <w:t xml:space="preserve"> 4 demonstra o processo descrito de uma forma mais detalhada.</w:t>
       </w:r>
     </w:p>
     <w:p>

--- a/LupaDigital_hugoverissimo.docx
+++ b/LupaDigital_hugoverissimo.docx
@@ -282,16 +282,29 @@
         </w:rPr>
         <w:t xml:space="preserve">A </w:t>
       </w:r>
-      <w:hyperlink r:id="rId7" w:history="1">
-        <w:r>
-          <w:rPr>
-            <w:rStyle w:val="Hyperlink"/>
-            <w:iCs/>
-            <w:lang w:val="pt-PT"/>
-          </w:rPr>
-          <w:t>Lupa Digital</w:t>
-        </w:r>
-      </w:hyperlink>
+      <w:r>
+        <w:fldChar w:fldCharType="begin"/>
+      </w:r>
+      <w:r>
+        <w:rPr>
+          <w:lang w:val="pt-PT"/>
+        </w:rPr>
+        <w:instrText>HYPERLINK "http://lupa-digital.pt/"</w:instrText>
+      </w:r>
+      <w:r>
+        <w:fldChar w:fldCharType="separate"/>
+      </w:r>
+      <w:r>
+        <w:rPr>
+          <w:rStyle w:val="Hyperlink"/>
+          <w:iCs/>
+          <w:lang w:val="pt-PT"/>
+        </w:rPr>
+        <w:t>Lupa Digital</w:t>
+      </w:r>
+      <w:r>
+        <w:fldChar w:fldCharType="end"/>
+      </w:r>
       <w:r>
         <w:rPr>
           <w:iCs/>
@@ -599,7 +612,7 @@
                     <pic:cNvPicPr/>
                   </pic:nvPicPr>
                   <pic:blipFill>
-                    <a:blip r:embed="rId8" cstate="print">
+                    <a:blip r:embed="rId7" cstate="print">
                       <a:extLst>
                         <a:ext uri="{28A0092B-C50C-407E-A947-70E740481C1C}">
                           <a14:useLocalDpi xmlns:a14="http://schemas.microsoft.com/office/drawing/2010/main" val="0"/>
@@ -992,6 +1005,53 @@
                     <pic:cNvPicPr/>
                   </pic:nvPicPr>
                   <pic:blipFill>
+                    <a:blip r:embed="rId8"/>
+                    <a:stretch>
+                      <a:fillRect/>
+                    </a:stretch>
+                  </pic:blipFill>
+                  <pic:spPr>
+                    <a:xfrm>
+                      <a:off x="0" y="0"/>
+                      <a:ext cx="2880000" cy="1800000"/>
+                    </a:xfrm>
+                    <a:prstGeom prst="rect">
+                      <a:avLst/>
+                    </a:prstGeom>
+                    <a:ln>
+                      <a:solidFill>
+                        <a:srgbClr val="0F12A1"/>
+                      </a:solidFill>
+                    </a:ln>
+                  </pic:spPr>
+                </pic:pic>
+              </a:graphicData>
+            </a:graphic>
+          </wp:inline>
+        </w:drawing>
+      </w:r>
+      <w:r>
+        <w:rPr>
+          <w:noProof/>
+          <w:color w:val="auto"/>
+          <w:lang w:val="pt-PT"/>
+        </w:rPr>
+        <w:drawing>
+          <wp:inline distT="0" distB="0" distL="0" distR="0" wp14:anchorId="66DD2393" wp14:editId="391B36EE">
+            <wp:extent cx="2880000" cy="1800000"/>
+            <wp:effectExtent l="12700" t="12700" r="15875" b="16510"/>
+            <wp:docPr id="2124331378" name="Picture 1" descr="A graph on a white background&#10;&#10;AI-generated content may be incorrect."/>
+            <wp:cNvGraphicFramePr>
+              <a:graphicFrameLocks xmlns:a="http://schemas.openxmlformats.org/drawingml/2006/main" noChangeAspect="1"/>
+            </wp:cNvGraphicFramePr>
+            <a:graphic xmlns:a="http://schemas.openxmlformats.org/drawingml/2006/main">
+              <a:graphicData uri="http://schemas.openxmlformats.org/drawingml/2006/picture">
+                <pic:pic xmlns:pic="http://schemas.openxmlformats.org/drawingml/2006/picture">
+                  <pic:nvPicPr>
+                    <pic:cNvPr id="2124331378" name="Picture 1" descr="A graph on a white background&#10;&#10;AI-generated content may be incorrect."/>
+                    <pic:cNvPicPr/>
+                  </pic:nvPicPr>
+                  <pic:blipFill>
                     <a:blip r:embed="rId9"/>
                     <a:stretch>
                       <a:fillRect/>
@@ -1019,53 +1079,6 @@
       </w:r>
       <w:r>
         <w:rPr>
-          <w:noProof/>
-          <w:color w:val="auto"/>
-          <w:lang w:val="pt-PT"/>
-        </w:rPr>
-        <w:drawing>
-          <wp:inline distT="0" distB="0" distL="0" distR="0" wp14:anchorId="66DD2393" wp14:editId="391B36EE">
-            <wp:extent cx="2880000" cy="1800000"/>
-            <wp:effectExtent l="12700" t="12700" r="15875" b="16510"/>
-            <wp:docPr id="2124331378" name="Picture 1" descr="A graph on a white background&#10;&#10;AI-generated content may be incorrect."/>
-            <wp:cNvGraphicFramePr>
-              <a:graphicFrameLocks xmlns:a="http://schemas.openxmlformats.org/drawingml/2006/main" noChangeAspect="1"/>
-            </wp:cNvGraphicFramePr>
-            <a:graphic xmlns:a="http://schemas.openxmlformats.org/drawingml/2006/main">
-              <a:graphicData uri="http://schemas.openxmlformats.org/drawingml/2006/picture">
-                <pic:pic xmlns:pic="http://schemas.openxmlformats.org/drawingml/2006/picture">
-                  <pic:nvPicPr>
-                    <pic:cNvPr id="2124331378" name="Picture 1" descr="A graph on a white background&#10;&#10;AI-generated content may be incorrect."/>
-                    <pic:cNvPicPr/>
-                  </pic:nvPicPr>
-                  <pic:blipFill>
-                    <a:blip r:embed="rId10"/>
-                    <a:stretch>
-                      <a:fillRect/>
-                    </a:stretch>
-                  </pic:blipFill>
-                  <pic:spPr>
-                    <a:xfrm>
-                      <a:off x="0" y="0"/>
-                      <a:ext cx="2880000" cy="1800000"/>
-                    </a:xfrm>
-                    <a:prstGeom prst="rect">
-                      <a:avLst/>
-                    </a:prstGeom>
-                    <a:ln>
-                      <a:solidFill>
-                        <a:srgbClr val="0F12A1"/>
-                      </a:solidFill>
-                    </a:ln>
-                  </pic:spPr>
-                </pic:pic>
-              </a:graphicData>
-            </a:graphic>
-          </wp:inline>
-        </w:drawing>
-      </w:r>
-      <w:r>
-        <w:rPr>
           <w:iCs/>
           <w:noProof/>
           <w:color w:val="auto"/>
@@ -1087,7 +1100,7 @@
                     <pic:cNvPicPr/>
                   </pic:nvPicPr>
                   <pic:blipFill>
-                    <a:blip r:embed="rId11" cstate="print">
+                    <a:blip r:embed="rId10" cstate="print">
                       <a:extLst>
                         <a:ext uri="{28A0092B-C50C-407E-A947-70E740481C1C}">
                           <a14:useLocalDpi xmlns:a14="http://schemas.microsoft.com/office/drawing/2010/main" val="0"/>
@@ -1141,7 +1154,7 @@
                     <pic:cNvPicPr/>
                   </pic:nvPicPr>
                   <pic:blipFill>
-                    <a:blip r:embed="rId12"/>
+                    <a:blip r:embed="rId11"/>
                     <a:stretch>
                       <a:fillRect/>
                     </a:stretch>
@@ -1854,16 +1867,29 @@
         </w:rPr>
         <w:t xml:space="preserve">(disponível em </w:t>
       </w:r>
-      <w:hyperlink r:id="rId13" w:history="1">
-        <w:r>
-          <w:rPr>
-            <w:rStyle w:val="Hyperlink"/>
-            <w:iCs/>
-            <w:lang w:val="pt-PT"/>
-          </w:rPr>
-          <w:t>doi.org/10.5281/zenodo.15231163</w:t>
-        </w:r>
-      </w:hyperlink>
+      <w:r>
+        <w:fldChar w:fldCharType="begin"/>
+      </w:r>
+      <w:r>
+        <w:rPr>
+          <w:lang w:val="pt-PT"/>
+        </w:rPr>
+        <w:instrText>HYPERLINK "https://doi.org/10.5281/zenodo.15231163"</w:instrText>
+      </w:r>
+      <w:r>
+        <w:fldChar w:fldCharType="separate"/>
+      </w:r>
+      <w:r>
+        <w:rPr>
+          <w:rStyle w:val="Hyperlink"/>
+          <w:iCs/>
+          <w:lang w:val="pt-PT"/>
+        </w:rPr>
+        <w:t>doi.org/10.5281/zenodo.15231163</w:t>
+      </w:r>
+      <w:r>
+        <w:fldChar w:fldCharType="end"/>
+      </w:r>
       <w:r>
         <w:rPr>
           <w:iCs/>
@@ -2166,16 +2192,29 @@
         </w:rPr>
         <w:t xml:space="preserve">(disponível em </w:t>
       </w:r>
-      <w:hyperlink r:id="rId14" w:history="1">
-        <w:r>
-          <w:rPr>
-            <w:rStyle w:val="Hyperlink"/>
-            <w:iCs/>
-            <w:lang w:val="pt-PT"/>
-          </w:rPr>
-          <w:t>lupa-digital.pt</w:t>
-        </w:r>
-      </w:hyperlink>
+      <w:r>
+        <w:fldChar w:fldCharType="begin"/>
+      </w:r>
+      <w:r>
+        <w:rPr>
+          <w:lang w:val="pt-PT"/>
+        </w:rPr>
+        <w:instrText>HYPERLINK "http://lupa-digital.pt/"</w:instrText>
+      </w:r>
+      <w:r>
+        <w:fldChar w:fldCharType="separate"/>
+      </w:r>
+      <w:r>
+        <w:rPr>
+          <w:rStyle w:val="Hyperlink"/>
+          <w:iCs/>
+          <w:lang w:val="pt-PT"/>
+        </w:rPr>
+        <w:t>lupa-digital.pt</w:t>
+      </w:r>
+      <w:r>
+        <w:fldChar w:fldCharType="end"/>
+      </w:r>
       <w:r>
         <w:rPr>
           <w:iCs/>
@@ -2371,7 +2410,7 @@
                     <pic:cNvPicPr/>
                   </pic:nvPicPr>
                   <pic:blipFill>
-                    <a:blip r:embed="rId15"/>
+                    <a:blip r:embed="rId12"/>
                     <a:stretch>
                       <a:fillRect/>
                     </a:stretch>
@@ -2414,7 +2453,7 @@
                     <pic:cNvPicPr/>
                   </pic:nvPicPr>
                   <pic:blipFill>
-                    <a:blip r:embed="rId16"/>
+                    <a:blip r:embed="rId13"/>
                     <a:stretch>
                       <a:fillRect/>
                     </a:stretch>
@@ -3716,16 +3755,29 @@
         </w:rPr>
         <w:t xml:space="preserve"> </w:t>
       </w:r>
-      <w:hyperlink r:id="rId17" w:history="1">
-        <w:r>
-          <w:rPr>
-            <w:rStyle w:val="Hyperlink"/>
-            <w:iCs/>
-            <w:lang w:val="pt-PT"/>
-          </w:rPr>
-          <w:t>github.com/LupaDigital25</w:t>
-        </w:r>
-      </w:hyperlink>
+      <w:r>
+        <w:fldChar w:fldCharType="begin"/>
+      </w:r>
+      <w:r>
+        <w:rPr>
+          <w:lang w:val="pt-PT"/>
+        </w:rPr>
+        <w:instrText>HYPERLINK "https://github.com/LupaDigital25"</w:instrText>
+      </w:r>
+      <w:r>
+        <w:fldChar w:fldCharType="separate"/>
+      </w:r>
+      <w:r>
+        <w:rPr>
+          <w:rStyle w:val="Hyperlink"/>
+          <w:iCs/>
+          <w:lang w:val="pt-PT"/>
+        </w:rPr>
+        <w:t>github.com/LupaDigital25</w:t>
+      </w:r>
+      <w:r>
+        <w:fldChar w:fldCharType="end"/>
+      </w:r>
       <w:r>
         <w:rPr>
           <w:iCs/>
@@ -4012,7 +4064,7 @@
                     <pic:cNvPicPr/>
                   </pic:nvPicPr>
                   <pic:blipFill>
-                    <a:blip r:embed="rId18" cstate="print">
+                    <a:blip r:embed="rId14" cstate="print">
                       <a:extLst>
                         <a:ext uri="{28A0092B-C50C-407E-A947-70E740481C1C}">
                           <a14:useLocalDpi xmlns:a14="http://schemas.microsoft.com/office/drawing/2010/main" val="0"/>
@@ -4368,16 +4420,29 @@
         </w:rPr>
         <w:t xml:space="preserve">, </w:t>
       </w:r>
-      <w:hyperlink r:id="rId19" w:history="1">
-        <w:r>
-          <w:rPr>
-            <w:rStyle w:val="Hyperlink"/>
-            <w:iCs/>
-            <w:lang w:val="pt-PT"/>
-          </w:rPr>
-          <w:t>https://github.com/LupaDigital25</w:t>
-        </w:r>
-      </w:hyperlink>
+      <w:r>
+        <w:fldChar w:fldCharType="begin"/>
+      </w:r>
+      <w:r>
+        <w:rPr>
+          <w:lang w:val="pt-PT"/>
+        </w:rPr>
+        <w:instrText>HYPERLINK "https://github.com/LupaDigital25"</w:instrText>
+      </w:r>
+      <w:r>
+        <w:fldChar w:fldCharType="separate"/>
+      </w:r>
+      <w:r>
+        <w:rPr>
+          <w:rStyle w:val="Hyperlink"/>
+          <w:iCs/>
+          <w:lang w:val="pt-PT"/>
+        </w:rPr>
+        <w:t>https://github.com/LupaDigital25</w:t>
+      </w:r>
+      <w:r>
+        <w:fldChar w:fldCharType="end"/>
+      </w:r>
     </w:p>
     <w:p>
       <w:pPr>
@@ -4502,16 +4567,29 @@
         </w:rPr>
         <w:t xml:space="preserve"> </w:t>
       </w:r>
-      <w:hyperlink r:id="rId20" w:history="1">
-        <w:r>
-          <w:rPr>
-            <w:rStyle w:val="Hyperlink"/>
-            <w:iCs/>
-            <w:lang w:val="pt-PT"/>
-          </w:rPr>
-          <w:t>http://lupa-digital.pt</w:t>
-        </w:r>
-      </w:hyperlink>
+      <w:r>
+        <w:fldChar w:fldCharType="begin"/>
+      </w:r>
+      <w:r>
+        <w:rPr>
+          <w:lang w:val="pt-PT"/>
+        </w:rPr>
+        <w:instrText>HYPERLINK "http://lupa-digital.pt/"</w:instrText>
+      </w:r>
+      <w:r>
+        <w:fldChar w:fldCharType="separate"/>
+      </w:r>
+      <w:r>
+        <w:rPr>
+          <w:rStyle w:val="Hyperlink"/>
+          <w:iCs/>
+          <w:lang w:val="pt-PT"/>
+        </w:rPr>
+        <w:t>http://lupa-digital.pt</w:t>
+      </w:r>
+      <w:r>
+        <w:fldChar w:fldCharType="end"/>
+      </w:r>
     </w:p>
     <w:p>
       <w:pPr>
@@ -4574,16 +4652,29 @@
         </w:rPr>
         <w:t xml:space="preserve"> criado no âmbito do projeto, </w:t>
       </w:r>
-      <w:hyperlink r:id="rId21" w:history="1">
-        <w:r>
-          <w:rPr>
-            <w:rStyle w:val="Hyperlink"/>
-            <w:iCs/>
-            <w:lang w:val="pt-PT"/>
-          </w:rPr>
-          <w:t>https://doi.org/10.5281/zenodo.15231163</w:t>
-        </w:r>
-      </w:hyperlink>
+      <w:r>
+        <w:fldChar w:fldCharType="begin"/>
+      </w:r>
+      <w:r>
+        <w:rPr>
+          <w:lang w:val="pt-PT"/>
+        </w:rPr>
+        <w:instrText>HYPERLINK "https://doi.org/10.5281/zenodo.15231163"</w:instrText>
+      </w:r>
+      <w:r>
+        <w:fldChar w:fldCharType="separate"/>
+      </w:r>
+      <w:r>
+        <w:rPr>
+          <w:rStyle w:val="Hyperlink"/>
+          <w:iCs/>
+          <w:lang w:val="pt-PT"/>
+        </w:rPr>
+        <w:t>https://doi.org/10.5281/zenodo.15231163</w:t>
+      </w:r>
+      <w:r>
+        <w:fldChar w:fldCharType="end"/>
+      </w:r>
     </w:p>
     <w:p>
       <w:pPr>
@@ -4678,16 +4769,29 @@
         </w:rPr>
         <w:t xml:space="preserve">API do Arquivo.pt, </w:t>
       </w:r>
-      <w:hyperlink r:id="rId22" w:history="1">
-        <w:r>
-          <w:rPr>
-            <w:rStyle w:val="Hyperlink"/>
-            <w:iCs/>
-            <w:lang w:val="pt-PT"/>
-          </w:rPr>
-          <w:t>https://github.com/arquivo/pwa-technologies/wiki/URL-search:-CDX-server-API</w:t>
-        </w:r>
-      </w:hyperlink>
+      <w:r>
+        <w:fldChar w:fldCharType="begin"/>
+      </w:r>
+      <w:r>
+        <w:rPr>
+          <w:lang w:val="pt-PT"/>
+        </w:rPr>
+        <w:instrText>HYPERLINK "https://github.com/arquivo/pwa-technologies/wiki/URL-search:-CDX-server-API"</w:instrText>
+      </w:r>
+      <w:r>
+        <w:fldChar w:fldCharType="separate"/>
+      </w:r>
+      <w:r>
+        <w:rPr>
+          <w:rStyle w:val="Hyperlink"/>
+          <w:iCs/>
+          <w:lang w:val="pt-PT"/>
+        </w:rPr>
+        <w:t>https://github.com/arquivo/pwa-technologies/wiki/URL-search:-CDX-server-API</w:t>
+      </w:r>
+      <w:r>
+        <w:fldChar w:fldCharType="end"/>
+      </w:r>
     </w:p>
     <w:p>
       <w:pPr>
@@ -4756,16 +4860,29 @@
         </w:rPr>
         <w:t xml:space="preserve">, </w:t>
       </w:r>
-      <w:hyperlink r:id="rId23" w:history="1">
-        <w:r>
-          <w:rPr>
-            <w:rStyle w:val="Hyperlink"/>
-            <w:iCs/>
-            <w:lang w:val="pt-PT"/>
-          </w:rPr>
-          <w:t>https://natura.di.uminho.pt/download/sources/Dictionaries/wordlists/</w:t>
-        </w:r>
-      </w:hyperlink>
+      <w:r>
+        <w:fldChar w:fldCharType="begin"/>
+      </w:r>
+      <w:r>
+        <w:rPr>
+          <w:lang w:val="pt-PT"/>
+        </w:rPr>
+        <w:instrText>HYPERLINK "https://natura.di.uminho.pt/download/sources/Dictionaries/wordlists/"</w:instrText>
+      </w:r>
+      <w:r>
+        <w:fldChar w:fldCharType="separate"/>
+      </w:r>
+      <w:r>
+        <w:rPr>
+          <w:rStyle w:val="Hyperlink"/>
+          <w:iCs/>
+          <w:lang w:val="pt-PT"/>
+        </w:rPr>
+        <w:t>https://natura.di.uminho.pt/download/sources/Dictionaries/wordlists/</w:t>
+      </w:r>
+      <w:r>
+        <w:fldChar w:fldCharType="end"/>
+      </w:r>
     </w:p>
     <w:p>
       <w:pPr>
@@ -4869,10 +4986,10 @@
       </w:r>
     </w:p>
     <w:sectPr>
-      <w:headerReference w:type="default" r:id="rId24"/>
-      <w:footerReference w:type="default" r:id="rId25"/>
-      <w:headerReference w:type="first" r:id="rId26"/>
-      <w:footerReference w:type="first" r:id="rId27"/>
+      <w:headerReference w:type="default" r:id="rId15"/>
+      <w:footerReference w:type="default" r:id="rId16"/>
+      <w:headerReference w:type="first" r:id="rId17"/>
+      <w:footerReference w:type="first" r:id="rId18"/>
       <w:pgSz w:w="12240" w:h="15840"/>
       <w:pgMar w:top="1440" w:right="1440" w:bottom="1440" w:left="1440" w:header="0" w:footer="720" w:gutter="0"/>
       <w:pgNumType w:start="1"/>
@@ -4983,21 +5100,21 @@
         <w:noProof/>
       </w:rPr>
       <w:drawing>
-        <wp:anchor distT="0" distB="0" distL="114300" distR="114300" simplePos="0" relativeHeight="251658240" behindDoc="1" locked="0" layoutInCell="1" allowOverlap="1" wp14:anchorId="7A97A51A" wp14:editId="5935825F">
+        <wp:anchor distT="0" distB="0" distL="114300" distR="114300" simplePos="0" relativeHeight="251658240" behindDoc="1" locked="0" layoutInCell="1" allowOverlap="1" wp14:anchorId="7A97A51A" wp14:editId="144E14B5">
           <wp:simplePos x="0" y="0"/>
           <wp:positionH relativeFrom="column">
-            <wp:posOffset>4518660</wp:posOffset>
+            <wp:posOffset>4516120</wp:posOffset>
           </wp:positionH>
           <wp:positionV relativeFrom="paragraph">
-            <wp:posOffset>247015</wp:posOffset>
+            <wp:posOffset>248920</wp:posOffset>
           </wp:positionV>
-          <wp:extent cx="1408430" cy="436880"/>
+          <wp:extent cx="1408430" cy="436245"/>
           <wp:effectExtent l="0" t="0" r="1270" b="0"/>
           <wp:wrapTight wrapText="bothSides">
             <wp:wrapPolygon edited="0">
               <wp:start x="0" y="0"/>
-              <wp:lineTo x="0" y="20721"/>
-              <wp:lineTo x="21425" y="20721"/>
+              <wp:lineTo x="0" y="20751"/>
+              <wp:lineTo x="21425" y="20751"/>
               <wp:lineTo x="21425" y="0"/>
               <wp:lineTo x="0" y="0"/>
             </wp:wrapPolygon>
@@ -5028,7 +5145,7 @@
                 <pic:spPr>
                   <a:xfrm>
                     <a:off x="0" y="0"/>
-                    <a:ext cx="1408430" cy="436880"/>
+                    <a:ext cx="1408430" cy="436245"/>
                   </a:xfrm>
                   <a:prstGeom prst="rect">
                     <a:avLst/>
